--- a/doc/论文汇报PPT制作与讲稿.docx
+++ b/doc/论文汇报PPT制作与讲稿.docx
@@ -4109,12 +4109,6 @@
             <w:insideH w:val="single" w:color="000000" w:sz="6" w:space="0"/>
             <w:insideV w:val="single" w:color="000000" w:sz="6" w:space="0"/>
           </w:tblBorders>
-          <w:tblCellMar>
-            <w:top w:w="100" w:type="dxa"/>
-            <w:left w:w="100" w:type="dxa"/>
-            <w:bottom w:w="100" w:type="dxa"/>
-            <w:right w:w="100" w:type="dxa"/>
-          </w:tblCellMar>
         </w:tblPrEx>
         <w:tc>
           <w:tcPr>
@@ -4400,9 +4394,10 @@
               <w:shd w:val="clear" w:fill="auto"/>
               <w:spacing w:before="120" w:after="120" w:line="275" w:lineRule="auto"/>
               <w:rPr>
-                <w:rFonts w:hint="eastAsia" w:ascii="微软雅黑" w:hAnsi="微软雅黑" w:eastAsia="微软雅黑" w:cs="微软雅黑"/>
-                <w:color w:val="1F1F1F"/>
-                <w:shd w:val="clear" w:fill="auto"/>
+                <w:rFonts w:hint="default" w:ascii="微软雅黑" w:hAnsi="微软雅黑" w:eastAsia="微软雅黑" w:cs="微软雅黑"/>
+                <w:color w:val="1F1F1F"/>
+                <w:shd w:val="clear" w:fill="auto"/>
+                <w:lang w:val="en-US" w:eastAsia="zh-CN"/>
               </w:rPr>
             </w:pPr>
             <w:r>
@@ -4413,6 +4408,16 @@
                 <w:rtl w:val="0"/>
               </w:rPr>
               <w:t>问题定义</w:t>
+            </w:r>
+            <w:r>
+              <w:rPr>
+                <w:rFonts w:hint="eastAsia" w:ascii="微软雅黑" w:hAnsi="微软雅黑" w:eastAsia="微软雅黑" w:cs="微软雅黑"/>
+                <w:color w:val="1F1F1F"/>
+                <w:shd w:val="clear" w:fill="auto"/>
+                <w:rtl w:val="0"/>
+                <w:lang w:val="en-US" w:eastAsia="zh-CN"/>
+              </w:rPr>
+              <w:t>清楚，所有模型统一输入</w:t>
             </w:r>
           </w:p>
         </w:tc>
@@ -4608,7 +4613,7 @@
                 <w:shd w:val="clear" w:fill="auto"/>
                 <w:rtl w:val="0"/>
               </w:rPr>
-              <w:t xml:space="preserve"> (60分钟)。评价指标：RMSE, MAE, CEGA。</w:t>
+              <w:t xml:space="preserve"> (60分钟)。</w:t>
             </w:r>
             <w:r>
               <w:rPr>
@@ -4618,6 +4623,25 @@
                 <w:rtl w:val="0"/>
                 <w:lang w:val="en-US" w:eastAsia="zh-CN"/>
               </w:rPr>
+              <w:t>输入是什么。</w:t>
+            </w:r>
+            <w:r>
+              <w:rPr>
+                <w:rFonts w:hint="eastAsia" w:ascii="微软雅黑" w:hAnsi="微软雅黑" w:eastAsia="微软雅黑" w:cs="微软雅黑"/>
+                <w:color w:val="1F1F1F"/>
+                <w:shd w:val="clear" w:fill="auto"/>
+                <w:rtl w:val="0"/>
+              </w:rPr>
+              <w:t>评价指标：RMSE, MAE, CEGA。</w:t>
+            </w:r>
+            <w:r>
+              <w:rPr>
+                <w:rFonts w:hint="eastAsia" w:ascii="微软雅黑" w:hAnsi="微软雅黑" w:eastAsia="微软雅黑" w:cs="微软雅黑"/>
+                <w:color w:val="1F1F1F"/>
+                <w:shd w:val="clear" w:fill="auto"/>
+                <w:rtl w:val="0"/>
+                <w:lang w:val="en-US" w:eastAsia="zh-CN"/>
+              </w:rPr>
               <w:t>克拉克误差网格</w:t>
             </w:r>
           </w:p>
@@ -4663,28 +4687,10 @@
                 <w:shd w:val="clear" w:fill="auto"/>
                 <w:rtl w:val="0"/>
               </w:rPr>
-              <w:t xml:space="preserve">左侧用清晰的数学公式（LaTeX格式）展示输入输出向量，右侧列出三大评价指标。配以一个滑动窗口的示意动画或图片 </w:t>
-            </w:r>
-            <w:r>
-              <w:rPr>
-                <w:rFonts w:hint="eastAsia" w:ascii="微软雅黑" w:hAnsi="微软雅黑" w:eastAsia="微软雅黑" w:cs="微软雅黑"/>
-                <w:color w:val="444746"/>
-                <w:sz w:val="24"/>
-                <w:szCs w:val="24"/>
-                <w:vertAlign w:val="superscript"/>
-                <w:rtl w:val="0"/>
-              </w:rPr>
-              <w:t>9</w:t>
-            </w:r>
-            <w:r>
-              <w:rPr>
-                <w:rFonts w:hint="eastAsia" w:ascii="微软雅黑" w:hAnsi="微软雅黑" w:eastAsia="微软雅黑" w:cs="微软雅黑"/>
-                <w:color w:val="1F1F1F"/>
-                <w:shd w:val="clear" w:fill="auto"/>
-                <w:rtl w:val="0"/>
-              </w:rPr>
-              <w:t>。</w:t>
-            </w:r>
+              <w:t>左侧用清晰的数学公式（LaTeX格式）展示输入输出向量，右侧列出三大评价指标。</w:t>
+            </w:r>
+            <w:bookmarkStart w:id="0" w:name="_GoBack"/>
+            <w:bookmarkEnd w:id="0"/>
           </w:p>
         </w:tc>
       </w:tr>
@@ -5213,8 +5219,6 @@
                 <w:shd w:val="clear" w:fill="auto"/>
               </w:rPr>
             </w:pPr>
-            <w:bookmarkStart w:id="0" w:name="_GoBack"/>
-            <w:bookmarkEnd w:id="0"/>
           </w:p>
         </w:tc>
         <w:tc>
